--- a/downloads/documents/04 Units/Unit 02 - Individual Growth and Life Readiness - Me, My Goals, My Money/Lesson 02.15 - Reading the News Why Prices Move.docx
+++ b/downloads/documents/04 Units/Unit 02 - Individual Growth and Life Readiness - Me, My Goals, My Money/Lesson 02.15 - Reading the News Why Prices Move.docx
@@ -318,7 +318,7 @@
         <w:t xml:space="preserve"> </w:t>
       </w:r>
       <w:r>
-        <w:t xml:space="preserve">Tier 3 (FACS): dispatch, supply, demand, headline, trading window, hold. See the unit vocabulary list for Turkish, Portuguese, and Spanish.</w:t>
+        <w:t xml:space="preserve">Tier 3 (FACS): dispatch, supply, demand, headline, trading window, hold. See the unit vocabulary list for the Spanish column.</w:t>
       </w:r>
     </w:p>
     <w:p>
@@ -2115,7 +2115,7 @@
     <w:sectPr>
       <w:headerReference w:type="default" r:id="rId9"/>
       <w:pgSz w:w="12240" w:h="15840"/>
-      <w:pgMar w:top="1440" w:bottom="1440" w:left="1440" w:right="1440" w:header="504"/>
+      <w:pgMar w:top="1296" w:bottom="1296" w:left="1296" w:right="1296" w:header="504"/>
     </w:sectPr>
   </w:body>
 </w:document>

--- a/downloads/documents/04 Units/Unit 02 - Individual Growth and Life Readiness - Me, My Goals, My Money/Lesson 02.15 - Reading the News Why Prices Move.docx
+++ b/downloads/documents/04 Units/Unit 02 - Individual Growth and Life Readiness - Me, My Goals, My Money/Lesson 02.15 - Reading the News Why Prices Move.docx
@@ -415,7 +415,7 @@
         <w:pStyle w:val="Compact"/>
       </w:pPr>
       <w:r>
-        <w:t xml:space="preserve">Setup notes: before each period, use Jump to Window in the Command Bridge to set the opening window for the day (Day 1 opens at window 7, Day 2 at window 13), so every period sees the same story. Read the six dispatches for each day in advance and pick the one you will use for the do now.</w:t>
+        <w:t xml:space="preserve">Setup notes: before each period, use Jump to Window in the Command Bridge to set the market to the window just before the day’s first one (window 6 before Day 1, so the hook’s click lands on window 7; window 12 before Day 2), so every period sees the same story. Read the six dispatches for each day in advance and pick the one you will use for the do now.</w:t>
       </w:r>
     </w:p>
     <w:p>

--- a/downloads/documents/04 Units/Unit 02 - Individual Growth and Life Readiness - Me, My Goals, My Money/Lesson 02.15 - Reading the News Why Prices Move.docx
+++ b/downloads/documents/04 Units/Unit 02 - Individual Growth and Life Readiness - Me, My Goals, My Money/Lesson 02.15 - Reading the News Why Prices Move.docx
@@ -41,7 +41,7 @@
         <w:t xml:space="preserve"> </w:t>
       </w:r>
       <w:r>
-        <w:t xml:space="preserve">2.4 ClassroomStreet Investor Challenge</w:t>
+        <w:t xml:space="preserve">2.4 The Gilded Age Market</w:t>
       </w:r>
       <w:r>
         <w:t xml:space="preserve"> </w:t>
@@ -86,19 +86,7 @@
         <w:t xml:space="preserve"> </w:t>
       </w:r>
       <w:r>
-        <w:t xml:space="preserve">classroom with devices (paper ledger version in</w:t>
-      </w:r>
-      <w:r>
-        <w:t xml:space="preserve"> </w:t>
-      </w:r>
-      <w:r>
-        <w:rPr>
-          <w:rStyle w:val="VerbatimChar"/>
-        </w:rPr>
-        <w:t xml:space="preserve">Project 02</w:t>
-      </w:r>
-      <w:r>
-        <w:t xml:space="preserve">)</w:t>
+        <w:t xml:space="preserve">classroom</w:t>
       </w:r>
     </w:p>
     <w:p>
@@ -207,7 +195,7 @@
         <w:t xml:space="preserve"> </w:t>
       </w:r>
       <w:r>
-        <w:t xml:space="preserve">A price is a crowd’s opinion of what something is worth today. News changes the opinion. Some news is a fact about the venture; some is noise dressed up to make you hurry.</w:t>
+        <w:t xml:space="preserve">A price is a crowd’s opinion of what something is worth today. News changes the opinion. Some news is a fact about the company; some is noise dressed up to make you hurry.</w:t>
       </w:r>
       <w:r>
         <w:t xml:space="preserve"> </w:t>
@@ -270,7 +258,7 @@
         <w:pStyle w:val="Compact"/>
       </w:pPr>
       <w:r>
-        <w:t xml:space="preserve">(Low) Given a dispatch, identify what happened and which venture it affects.</w:t>
+        <w:t xml:space="preserve">(Low) Given a dispatch from the Gilded Age Market, identify what happened and which company it affects.</w:t>
       </w:r>
     </w:p>
     <w:p>
@@ -282,7 +270,7 @@
         <w:pStyle w:val="Compact"/>
       </w:pPr>
       <w:r>
-        <w:t xml:space="preserve">(Mid) Given a news card and a price change, explain the cause and effect in one sentence using supply and demand.</w:t>
+        <w:t xml:space="preserve">(Mid) Given a piece of a dispatch and a price move from the kit’s price table, explain the cause and effect in one sentence using supply and demand.</w:t>
       </w:r>
     </w:p>
     <w:p>
@@ -294,7 +282,7 @@
         <w:pStyle w:val="Compact"/>
       </w:pPr>
       <w:r>
-        <w:t xml:space="preserve">(High) Given six headlines, judge each as fact or hype using three tests (who says it, is there a number, does it tell you to hurry) and defend one trade or one hold with a fact.</w:t>
+        <w:t xml:space="preserve">(High) Given six headlines from 1893, judge each as fact or hype using three tests (who says it, is there a number, does it tell you to hurry) and defend one trade or one hold with a fact.</w:t>
       </w:r>
     </w:p>
     <w:p>
@@ -318,7 +306,7 @@
         <w:t xml:space="preserve"> </w:t>
       </w:r>
       <w:r>
-        <w:t xml:space="preserve">Tier 3 (FACS): dispatch, supply, demand, headline, trading window, hold. See the unit vocabulary list for the Spanish column.</w:t>
+        <w:t xml:space="preserve">Tier 3 (FACS): dispatch, supply, demand, headline, round, hold. See the unit vocabulary list for the Spanish column.</w:t>
       </w:r>
     </w:p>
     <w:p>
@@ -340,7 +328,16 @@
         <w:pStyle w:val="Compact"/>
       </w:pPr>
       <w:r>
-        <w:t xml:space="preserve">Devices and login cards from Lesson 2.14</w:t>
+        <w:rPr>
+          <w:rStyle w:val="VerbatimChar"/>
+        </w:rPr>
+        <w:t xml:space="preserve">Handout 02.14 - The Gilded Age Market Kit.md</w:t>
+      </w:r>
+      <w:r>
+        <w:t xml:space="preserve"> </w:t>
+      </w:r>
+      <w:r>
+        <w:t xml:space="preserve">(teacher): page 2 for the Round 3 and Round 4 prices, page 3 for the dispatches</w:t>
       </w:r>
     </w:p>
     <w:p>
@@ -355,10 +352,13 @@
         <w:rPr>
           <w:rStyle w:val="VerbatimChar"/>
         </w:rPr>
-        <w:t xml:space="preserve">Handout 02.15 - News Card and Price Change.md</w:t>
-      </w:r>
-      <w:r>
-        <w:t xml:space="preserve">, one per pair (Part A on Day 1, Part B on Day 2)</w:t>
+        <w:t xml:space="preserve">Handout 02.19 - Paper Ledger.md</w:t>
+      </w:r>
+      <w:r>
+        <w:t xml:space="preserve"> </w:t>
+      </w:r>
+      <w:r>
+        <w:t xml:space="preserve">(student), in the FACS folder from Lesson 2.14</w:t>
       </w:r>
     </w:p>
     <w:p>
@@ -370,7 +370,13 @@
         <w:pStyle w:val="Compact"/>
       </w:pPr>
       <w:r>
-        <w:t xml:space="preserve">Investor Journal from Lesson 2.14, in the folder</w:t>
+        <w:rPr>
+          <w:rStyle w:val="VerbatimChar"/>
+        </w:rPr>
+        <w:t xml:space="preserve">Handout 02.15 - News Card and Price Change.md</w:t>
+      </w:r>
+      <w:r>
+        <w:t xml:space="preserve">, one per pair (Part A on Day 1, Part B on Day 2)</w:t>
       </w:r>
     </w:p>
     <w:p>
@@ -382,16 +388,7 @@
         <w:pStyle w:val="Compact"/>
       </w:pPr>
       <w:r>
-        <w:t xml:space="preserve">Slides:</w:t>
-      </w:r>
-      <w:r>
-        <w:t xml:space="preserve"> </w:t>
-      </w:r>
-      <w:r>
-        <w:rPr>
-          <w:rStyle w:val="VerbatimChar"/>
-        </w:rPr>
-        <w:t xml:space="preserve">Slides 02.15 - Reading the News Why Prices Move</w:t>
+        <w:t xml:space="preserve">Investor Journal from Lesson 2.14, in the folder</w:t>
       </w:r>
     </w:p>
     <w:p>
@@ -403,7 +400,16 @@
         <w:pStyle w:val="Compact"/>
       </w:pPr>
       <w:r>
-        <w:t xml:space="preserve">Exit cards</w:t>
+        <w:t xml:space="preserve">Slides:</w:t>
+      </w:r>
+      <w:r>
+        <w:t xml:space="preserve"> </w:t>
+      </w:r>
+      <w:r>
+        <w:rPr>
+          <w:rStyle w:val="VerbatimChar"/>
+        </w:rPr>
+        <w:t xml:space="preserve">Slides 02.15 - Reading the News Why Prices Move</w:t>
       </w:r>
     </w:p>
     <w:p>
@@ -415,7 +421,19 @@
         <w:pStyle w:val="Compact"/>
       </w:pPr>
       <w:r>
-        <w:t xml:space="preserve">Setup notes: before each period, use Jump to Window in the Command Bridge to set the market to the window just before the day’s first one (window 6 before Day 1, so the hook’s click lands on window 7; window 12 before Day 2), so every period sees the same story. Read the six dispatches for each day in advance and pick the one you will use for the do now.</w:t>
+        <w:t xml:space="preserve">Exit cards</w:t>
+      </w:r>
+    </w:p>
+    <w:p>
+      <w:pPr>
+        <w:numPr>
+          <w:ilvl w:val="0"/>
+          <w:numId w:val="1003"/>
+        </w:numPr>
+        <w:pStyle w:val="Compact"/>
+      </w:pPr>
+      <w:r>
+        <w:t xml:space="preserve">Setup notes: the price table on the board should show Rounds 0, 1 and 2 filled in and Round 3 empty when students walk in on Day 1; Round 4 empty on Day 2. Read the Round 3 and Round 4 dispatches in advance, once fast and once slow. Copy the Round 2 dispatch onto a slide or chart paper for the Day 1 do now.</w:t>
       </w:r>
     </w:p>
     <w:p>
@@ -433,7 +451,7 @@
         <w:pStyle w:val="FirstParagraph"/>
       </w:pPr>
       <w:r>
-        <w:t xml:space="preserve">The Day 2 exit cards from Lesson 2.14 tell you who can read the portfolio screen. The Day 1 do now tells you who reads a dispatch for meaning and who only reads the headline; count the students who cannot name the venture the dispatch affects.</w:t>
+        <w:t xml:space="preserve">The Day 2 exit cards from Lesson 2.14 tell you who can read the ledger. The Day 1 do now tells you who reads a dispatch for meaning and who only reads the first line; count the students who cannot name the company the dispatch affects.</w:t>
       </w:r>
     </w:p>
     <w:p>
@@ -451,7 +469,7 @@
         <w:pStyle w:val="FirstParagraph"/>
       </w:pPr>
       <w:r>
-        <w:t xml:space="preserve">On the board, one dispatch from window 7 projected in full.</w:t>
+        <w:t xml:space="preserve">On the board, the Round 2 dispatch (1882) projected in full.</w:t>
       </w:r>
       <w:r>
         <w:t xml:space="preserve"> </w:t>
@@ -460,7 +478,7 @@
         <w:t xml:space="preserve">“</w:t>
       </w:r>
       <w:r>
-        <w:t xml:space="preserve">Read it. Write: what happened, and which venture cares.</w:t>
+        <w:t xml:space="preserve">Read it again. Write: what happened, and which companies care.</w:t>
       </w:r>
       <w:r>
         <w:t xml:space="preserve">”</w:t>
@@ -471,7 +489,7 @@
         <w:pStyle w:val="BodyText"/>
       </w:pPr>
       <w:r>
-        <w:t xml:space="preserve">Debrief: cold call three students for the venture. Then the hook: advance to window 7 live and watch the ticker.</w:t>
+        <w:t xml:space="preserve">Debrief: cold call three students for the companies (OIL, ELEC, RAIL). Then the hook: point at the price table.</w:t>
       </w:r>
       <w:r>
         <w:t xml:space="preserve"> </w:t>
@@ -480,7 +498,7 @@
         <w:t xml:space="preserve">“</w:t>
       </w:r>
       <w:r>
-        <w:t xml:space="preserve">The price of that venture just moved. It moved because a few hundred people on this site read the same words you did and decided the same thing at the same time. Today you learn to read the news faster than they do, and to know when the news is lying.</w:t>
+        <w:t xml:space="preserve">RAIL went 50, 30, 45. OIL went 10, 12, 30. Nobody in this room made those numbers. They moved because a great many people heard news like this and decided the same thing at the same time. Today you learn to read the news the way they did, and to know when the news is lying.</w:t>
       </w:r>
       <w:r>
         <w:t xml:space="preserve">”</w:t>
@@ -589,40 +607,103 @@
               <w:jc w:val="left"/>
             </w:pPr>
             <w:r>
-              <w:t xml:space="preserve">Day 1, 1. Direct instruction: supply and demand in one slide</w:t>
-            </w:r>
-          </w:p>
-        </w:tc>
-        <w:tc>
-          <w:p>
-            <w:pPr>
-              <w:pStyle w:val="Compact"/>
-              <w:jc w:val="left"/>
-            </w:pPr>
-            <w:r>
-              <w:t xml:space="preserve">Slide 3, one picture: a venture has a fixed number of units for sale. Lots of buyers and few sellers, the price goes up. Lots of sellers and few buyers, the price goes down. That is all. Then the four dispatch families from the ClassroomStreet Student Guide (slide 4): weather moves Meadowgold; exploration news moves Sparkstone and Cloudberry; royal decrees move Crown Seal and Iron Vault; the seasons move Willowbrook. Honeypot ignores the news.</w:t>
-            </w:r>
-          </w:p>
-        </w:tc>
-        <w:tc>
-          <w:p>
-            <w:pPr>
-              <w:pStyle w:val="Compact"/>
-              <w:jc w:val="left"/>
-            </w:pPr>
-            <w:r>
-              <w:t xml:space="preserve">Copy the two-line rule and the four families into the journal notes box.</w:t>
-            </w:r>
-          </w:p>
-        </w:tc>
-        <w:tc>
-          <w:p>
-            <w:pPr>
-              <w:pStyle w:val="Compact"/>
-              <w:jc w:val="left"/>
-            </w:pPr>
-            <w:r>
-              <w:t xml:space="preserve">6 min</w:t>
+              <w:t xml:space="preserve">Day 1, 1. Direct instruction: supply and demand, and the three tests</w:t>
+            </w:r>
+          </w:p>
+        </w:tc>
+        <w:tc>
+          <w:p>
+            <w:pPr>
+              <w:pStyle w:val="Compact"/>
+              <w:jc w:val="left"/>
+            </w:pPr>
+            <w:r>
+              <w:t xml:space="preserve">Slide 3, one picture: a company has a set number of shares. Lots of buyers and few sellers, the price goes up. Lots of sellers and few buyers, the price goes down. That is all. Slide 4, the four kinds of news the class has already heard: a bank fails and the borrowing stops (RAIL fell in 1873); people still need light (OIL and GAS rose a little in 1873); one company controls almost all of a thing (OIL rose the most in 1882); a new invention arrives (ELEC joined the board in 1882). The bank ignores the news. Then slide 5, the three tests for a headline: who says it (a named company, a court, Congress, a dated report passes;</w:t>
+            </w:r>
+            <w:r>
+              <w:t xml:space="preserve"> </w:t>
+            </w:r>
+            <w:r>
+              <w:t xml:space="preserve">“</w:t>
+            </w:r>
+            <w:r>
+              <w:t xml:space="preserve">everyone</w:t>
+            </w:r>
+            <w:r>
+              <w:t xml:space="preserve">”</w:t>
+            </w:r>
+            <w:r>
+              <w:t xml:space="preserve"> </w:t>
+            </w:r>
+            <w:r>
+              <w:t xml:space="preserve">or</w:t>
+            </w:r>
+            <w:r>
+              <w:t xml:space="preserve"> </w:t>
+            </w:r>
+            <w:r>
+              <w:t xml:space="preserve">“</w:t>
+            </w:r>
+            <w:r>
+              <w:t xml:space="preserve">insiders</w:t>
+            </w:r>
+            <w:r>
+              <w:t xml:space="preserve">”</w:t>
+            </w:r>
+            <w:r>
+              <w:t xml:space="preserve"> </w:t>
+            </w:r>
+            <w:r>
+              <w:t xml:space="preserve">fails), is there a number (a date, a percent, a count passes), does it tell you to hurry (</w:t>
+            </w:r>
+            <w:r>
+              <w:t xml:space="preserve">“</w:t>
+            </w:r>
+            <w:r>
+              <w:t xml:space="preserve">now,</w:t>
+            </w:r>
+            <w:r>
+              <w:t xml:space="preserve">”</w:t>
+            </w:r>
+            <w:r>
+              <w:t xml:space="preserve"> </w:t>
+            </w:r>
+            <w:r>
+              <w:t xml:space="preserve">“</w:t>
+            </w:r>
+            <w:r>
+              <w:t xml:space="preserve">before it is too late</w:t>
+            </w:r>
+            <w:r>
+              <w:t xml:space="preserve">”</w:t>
+            </w:r>
+            <w:r>
+              <w:t xml:space="preserve"> </w:t>
+            </w:r>
+            <w:r>
+              <w:t xml:space="preserve">fails). Two of three fails and it is hype. Students will use the tests tomorrow; today they only copy them.</w:t>
+            </w:r>
+          </w:p>
+        </w:tc>
+        <w:tc>
+          <w:p>
+            <w:pPr>
+              <w:pStyle w:val="Compact"/>
+              <w:jc w:val="left"/>
+            </w:pPr>
+            <w:r>
+              <w:t xml:space="preserve">Copy the two-line rule, the four kinds of news and the three tests into the journal notes box.</w:t>
+            </w:r>
+          </w:p>
+        </w:tc>
+        <w:tc>
+          <w:p>
+            <w:pPr>
+              <w:pStyle w:val="Compact"/>
+              <w:jc w:val="left"/>
+            </w:pPr>
+            <w:r>
+              <w:t xml:space="preserve">8 min</w:t>
             </w:r>
           </w:p>
         </w:tc>
@@ -646,7 +727,7 @@
               <w:jc w:val="left"/>
             </w:pPr>
             <w:r>
-              <w:t xml:space="preserve">Pairs get the handout. Part A: eight news cards and eight price changes, shuffled. Match each card to the change it caused and write the cause and effect sentence:</w:t>
+              <w:t xml:space="preserve">Pairs get the handout. Part A: eight pieces of the dispatches from 1873 and 1882 and eight price moves from the board, shuffled. Match each card to the move it caused and write the cause and effect sentence:</w:t>
             </w:r>
             <w:r>
               <w:t xml:space="preserve"> </w:t>
@@ -684,7 +765,7 @@
               <w:t xml:space="preserve"> </w:t>
             </w:r>
             <w:r>
-              <w:t xml:space="preserve">Circulate with the clipboard check. Debrief two matches, one easy and the one most pairs missed.</w:t>
+              <w:t xml:space="preserve">Circulate with the clipboard check. Debrief two matches: the easy one (Jay Cooke’s bank and RAIL) and the one most pairs miss (the two cards about light, which both point to small rises).</w:t>
             </w:r>
           </w:p>
         </w:tc>
@@ -706,7 +787,7 @@
               <w:jc w:val="left"/>
             </w:pPr>
             <w:r>
-              <w:t xml:space="preserve">10 min</w:t>
+              <w:t xml:space="preserve">8 min</w:t>
             </w:r>
           </w:p>
         </w:tc>
@@ -719,18 +800,18 @@
               <w:jc w:val="left"/>
             </w:pPr>
             <w:r>
-              <w:t xml:space="preserve">Day 1, 3. Trading window</w:t>
-            </w:r>
-          </w:p>
-        </w:tc>
-        <w:tc>
-          <w:p>
-            <w:pPr>
-              <w:pStyle w:val="Compact"/>
-              <w:jc w:val="left"/>
-            </w:pPr>
-            <w:r>
-              <w:t xml:space="preserve">Advance windows 8 to 12, one click about every two minutes. Read every headline aloud as it lands. Ask before each click:</w:t>
+              <w:t xml:space="preserve">Day 1, 3. Round 3, 1893: the Panic of 1893</w:t>
+            </w:r>
+          </w:p>
+        </w:tc>
+        <w:tc>
+          <w:p>
+            <w:pPr>
+              <w:pStyle w:val="Compact"/>
+              <w:jc w:val="left"/>
+            </w:pPr>
+            <w:r>
+              <w:t xml:space="preserve">Write</w:t>
             </w:r>
             <w:r>
               <w:t xml:space="preserve"> </w:t>
@@ -739,7 +820,7 @@
               <w:t xml:space="preserve">“</w:t>
             </w:r>
             <w:r>
-              <w:t xml:space="preserve">Who does this dispatch affect?</w:t>
+              <w:t xml:space="preserve">1893</w:t>
             </w:r>
             <w:r>
               <w:t xml:space="preserve">”</w:t>
@@ -748,18 +829,18 @@
               <w:t xml:space="preserve"> </w:t>
             </w:r>
             <w:r>
-              <w:t xml:space="preserve">Circulate.</w:t>
-            </w:r>
-          </w:p>
-        </w:tc>
-        <w:tc>
-          <w:p>
-            <w:pPr>
-              <w:pStyle w:val="Compact"/>
-              <w:jc w:val="left"/>
-            </w:pPr>
-            <w:r>
-              <w:t xml:space="preserve">Read each dispatch. Predict the direction before the click. Trade or hold. Note trades on Entry 3 as they happen.</w:t>
+              <w:t xml:space="preserve">at the top of the Round 3 column and nothing else. Ask for one prediction on Entry 3: which company on my ledger is most at risk if there is another panic, and why (use the card). One minute. Then write the prices: RAIL 25, OIL 28, GAS 24, ELEC 10. Students pay the bank interest and work out their totals. Read the Round 3 dispatch aloud and put its question to the room: a friend who put every dollar into railroads and a friend who split it four ways; which one is still standing? Four minutes of trading. Circulate.</w:t>
+            </w:r>
+          </w:p>
+        </w:tc>
+        <w:tc>
+          <w:p>
+            <w:pPr>
+              <w:pStyle w:val="Compact"/>
+              <w:jc w:val="left"/>
+            </w:pPr>
+            <w:r>
+              <w:t xml:space="preserve">Write the prediction. Pay the interest. Fill the Round 3 column and the total. Listen. Check the prediction against the board. Trade or hold; log every trade.</w:t>
             </w:r>
           </w:p>
         </w:tc>
@@ -794,18 +875,18 @@
               <w:jc w:val="left"/>
             </w:pPr>
             <w:r>
-              <w:t xml:space="preserve">Set the prompt: what I did, why (name the dispatch), what happened. Add today’s extra line: one prediction I made and whether it came true.</w:t>
-            </w:r>
-          </w:p>
-        </w:tc>
-        <w:tc>
-          <w:p>
-            <w:pPr>
-              <w:pStyle w:val="Compact"/>
-              <w:jc w:val="left"/>
-            </w:pPr>
-            <w:r>
-              <w:t xml:space="preserve">Write Entry 3 with total fortune.</w:t>
+              <w:t xml:space="preserve">Set the prompt: what I did, why (name the dispatch), what happened. Add today’s extra line: the prediction I made and whether it came true.</w:t>
+            </w:r>
+          </w:p>
+        </w:tc>
+        <w:tc>
+          <w:p>
+            <w:pPr>
+              <w:pStyle w:val="Compact"/>
+              <w:jc w:val="left"/>
+            </w:pPr>
+            <w:r>
+              <w:t xml:space="preserve">Write Entry 3 with the total in dollars.</w:t>
             </w:r>
           </w:p>
         </w:tc>
@@ -878,13 +959,13 @@
               <w:jc w:val="left"/>
             </w:pPr>
             <w:r>
-              <w:t xml:space="preserve">On the board, two headlines from the same window: one plain (</w:t>
+              <w:t xml:space="preserve">On the board, two headlines about the same year: one plain (</w:t>
             </w:r>
             <w:r>
               <w:t xml:space="preserve">“</w:t>
             </w:r>
             <w:r>
-              <w:t xml:space="preserve">Cloudberry reports a delayed expedition; costs up 8 percent</w:t>
+              <w:t xml:space="preserve">In February 1893 the Philadelphia and Reading Railroad, one of the biggest, goes bankrupt.</w:t>
             </w:r>
             <w:r>
               <w:t xml:space="preserve">”</w:t>
@@ -896,7 +977,7 @@
               <w:t xml:space="preserve">“</w:t>
             </w:r>
             <w:r>
-              <w:t xml:space="preserve">Cloudberry about to EXPLODE, insiders say get in NOW</w:t>
+              <w:t xml:space="preserve">RAILROADS ARE FINISHED. Everyone is selling. Get out NOW before you lose it all.</w:t>
             </w:r>
             <w:r>
               <w:t xml:space="preserve">”</w:t>
@@ -960,7 +1041,7 @@
               <w:jc w:val="left"/>
             </w:pPr>
             <w:r>
-              <w:t xml:space="preserve">Slide 10: the three tests. Who says it (the venture itself, a reporter, or</w:t>
+              <w:t xml:space="preserve">Slide 11: score the two do now headlines on the three tests. The plain one: a named railroad, a date, no hurry, three points, fact. The loud one: nobody, no number,</w:t>
             </w:r>
             <w:r>
               <w:t xml:space="preserve"> </w:t>
@@ -969,18 +1050,21 @@
               <w:t xml:space="preserve">“</w:t>
             </w:r>
             <w:r>
-              <w:t xml:space="preserve">insiders</w:t>
+              <w:t xml:space="preserve">NOW,</w:t>
             </w:r>
             <w:r>
               <w:t xml:space="preserve">”</w:t>
             </w:r>
             <w:r>
-              <w:t xml:space="preserve">?). Is there a number (a percent, a date, an amount)? Does it tell you to hurry (now, last chance, everyone is)? Two of three fails and it is hype. Say the rule that matters for real life: a headline that tells you to hurry is written by someone who wants your money to move today. Show one real-world example without a company name: a social media post that says</w:t>
-            </w:r>
-            <w:r>
               <w:t xml:space="preserve"> </w:t>
             </w:r>
             <w:r>
+              <w:t xml:space="preserve">zero points, hype. Say the rule that matters for real life: a headline that tells you to hurry is written by someone who wants your money to move today. Show one example from the present without a company name: a post online that says</w:t>
+            </w:r>
+            <w:r>
+              <w:t xml:space="preserve"> </w:t>
+            </w:r>
+            <w:r>
               <w:t xml:space="preserve">“</w:t>
             </w:r>
             <w:r>
@@ -993,18 +1077,18 @@
               <w:t xml:space="preserve"> </w:t>
             </w:r>
             <w:r>
-              <w:t xml:space="preserve">with no number and no source.</w:t>
-            </w:r>
-          </w:p>
-        </w:tc>
-        <w:tc>
-          <w:p>
-            <w:pPr>
-              <w:pStyle w:val="Compact"/>
-              <w:jc w:val="left"/>
-            </w:pPr>
-            <w:r>
-              <w:t xml:space="preserve">Copy the three tests. Score the two do now headlines with them.</w:t>
+              <w:t xml:space="preserve">with no number and no source. Same test, same answer.</w:t>
+            </w:r>
+          </w:p>
+        </w:tc>
+        <w:tc>
+          <w:p>
+            <w:pPr>
+              <w:pStyle w:val="Compact"/>
+              <w:jc w:val="left"/>
+            </w:pPr>
+            <w:r>
+              <w:t xml:space="preserve">Score the two do now headlines with the tests in the journal notes box.</w:t>
             </w:r>
           </w:p>
         </w:tc>
@@ -1039,7 +1123,7 @@
               <w:jc w:val="left"/>
             </w:pPr>
             <w:r>
-              <w:t xml:space="preserve">Pairs do Part B: six headlines, score each on the three tests, label fact or hype, and for each fact write what a careful investor would do (buy, sell, hold, or wait for more). Debrief the two that split the room.</w:t>
+              <w:t xml:space="preserve">Pairs do Part B: six headlines from 1893, three of them pieces of the real dispatches and three of them made up to sound urgent. Score each on the three tests, label fact or hype, and for each fact write what a careful investor would do (buy, sell, hold, or wait for more). Debrief the two that split the room.</w:t>
             </w:r>
           </w:p>
         </w:tc>
@@ -1092,29 +1176,29 @@
               <w:jc w:val="left"/>
             </w:pPr>
             <w:r>
-              <w:t xml:space="preserve">Day 2, 7. Trading window</w:t>
-            </w:r>
-          </w:p>
-        </w:tc>
-        <w:tc>
-          <w:p>
-            <w:pPr>
-              <w:pStyle w:val="Compact"/>
-              <w:jc w:val="left"/>
-            </w:pPr>
-            <w:r>
-              <w:t xml:space="preserve">Advance windows 13 to 18. Before each click, ask one student to run the three tests on the headline out loud.</w:t>
-            </w:r>
-          </w:p>
-        </w:tc>
-        <w:tc>
-          <w:p>
-            <w:pPr>
-              <w:pStyle w:val="Compact"/>
-              <w:jc w:val="left"/>
-            </w:pPr>
-            <w:r>
-              <w:t xml:space="preserve">Run the tests. Trade or hold. Note trades on Entry 4.</w:t>
+              <w:t xml:space="preserve">Day 2, 7. Round 4, 1901: the first billion dollar company</w:t>
+            </w:r>
+          </w:p>
+        </w:tc>
+        <w:tc>
+          <w:p>
+            <w:pPr>
+              <w:pStyle w:val="Compact"/>
+              <w:jc w:val="left"/>
+            </w:pPr>
+            <w:r>
+              <w:t xml:space="preserve">Write the Round 4 column: RAIL 60, OIL 40, GAS 30, ELEC 40, and a new line, STEEL 40. Students pay the interest and work out their totals. Read the Round 4 dispatch aloud. Before the trading starts, ask one student to run the three tests on the dispatch’s first sentence out loud. Put the kit’s question to the room: US Steel is brand new and enormous; is new and enormous the same as safe? Four minutes of trading.</w:t>
+            </w:r>
+          </w:p>
+        </w:tc>
+        <w:tc>
+          <w:p>
+            <w:pPr>
+              <w:pStyle w:val="Compact"/>
+              <w:jc w:val="left"/>
+            </w:pPr>
+            <w:r>
+              <w:t xml:space="preserve">Pay the interest. Fill the Round 4 column. Run the tests. Trade or hold. Log every trade; note trades on Entry 4.</w:t>
             </w:r>
           </w:p>
         </w:tc>
@@ -1149,18 +1233,18 @@
               <w:jc w:val="left"/>
             </w:pPr>
             <w:r>
-              <w:t xml:space="preserve">Prompt: what I did, why, what happened, plus: one headline I ignored today and why.</w:t>
-            </w:r>
-          </w:p>
-        </w:tc>
-        <w:tc>
-          <w:p>
-            <w:pPr>
-              <w:pStyle w:val="Compact"/>
-              <w:jc w:val="left"/>
-            </w:pPr>
-            <w:r>
-              <w:t xml:space="preserve">Write Entry 4 with total fortune.</w:t>
+              <w:t xml:space="preserve">Prompt: what I did, why, what happened, plus: one headline I ignored today and which test it failed.</w:t>
+            </w:r>
+          </w:p>
+        </w:tc>
+        <w:tc>
+          <w:p>
+            <w:pPr>
+              <w:pStyle w:val="Compact"/>
+              <w:jc w:val="left"/>
+            </w:pPr>
+            <w:r>
+              <w:t xml:space="preserve">Write Entry 4 with the total in dollars.</w:t>
             </w:r>
           </w:p>
         </w:tc>
@@ -1220,7 +1304,7 @@
         <w:pStyle w:val="BodyText"/>
       </w:pPr>
       <w:r>
-        <w:t xml:space="preserve">Day 1 totals 40 minutes: 4 + 6 + 10 + 10 + 6 + 4. Day 2 totals 40 minutes: 4 + 7 + 9 + 10 + 6 + 4.</w:t>
+        <w:t xml:space="preserve">Day 1 totals 40 minutes: 4 + 8 + 8 + 10 + 6 + 4. Day 2 totals 40 minutes: 4 + 7 + 9 + 10 + 6 + 4.</w:t>
       </w:r>
     </w:p>
     <w:p>
@@ -1250,7 +1334,7 @@
         <w:pStyle w:val="Compact"/>
       </w:pPr>
       <w:r>
-        <w:t xml:space="preserve">The dispatch says a storm hit the farmland. Which venture moves, and which way?</w:t>
+        <w:t xml:space="preserve">The dispatch says a bank that lent to the railroads closed its doors. Which company moves, and which way?</w:t>
       </w:r>
     </w:p>
     <w:p>
@@ -1312,7 +1396,7 @@
         <w:pStyle w:val="Compact"/>
       </w:pPr>
       <w:r>
-        <w:t xml:space="preserve">If everyone reads the same dispatch, why does the price not move all at once?</w:t>
+        <w:t xml:space="preserve">The same panic sent RAIL down 20 and OIL up 2. Why did one piece of news move two companies in opposite directions?</w:t>
       </w:r>
     </w:p>
     <w:p>
@@ -1324,7 +1408,7 @@
         <w:pStyle w:val="Compact"/>
       </w:pPr>
       <w:r>
-        <w:t xml:space="preserve">A dispatch is good news for Sparkstone. Is it good news for you if you already own Sparkstone? What if you were about to buy it?</w:t>
+        <w:t xml:space="preserve">A dispatch is good news for OIL. Is it good news for you if you already own OIL? What if you were about to buy it? What if you buy kerosene for your lamp?</w:t>
       </w:r>
     </w:p>
     <w:p>
@@ -1483,7 +1567,7 @@
         <w:t xml:space="preserve">“</w:t>
       </w:r>
       <w:r>
-        <w:t xml:space="preserve">Write one dispatch from today and the price change it caused. Was it what you predicted?</w:t>
+        <w:t xml:space="preserve">Write one company from today’s dispatch and the price move it caused. Was it what you predicted?</w:t>
       </w:r>
       <w:r>
         <w:t xml:space="preserve">”</w:t>
@@ -1510,7 +1594,7 @@
         <w:t xml:space="preserve"> </w:t>
       </w:r>
       <w:r>
-        <w:t xml:space="preserve">(names the venture and the direction) and</w:t>
+        <w:t xml:space="preserve">(names the company and the direction) and</w:t>
       </w:r>
       <w:r>
         <w:t xml:space="preserve"> </w:t>
@@ -1586,7 +1670,7 @@
         <w:pStyle w:val="Compact"/>
       </w:pPr>
       <w:r>
-        <w:t xml:space="preserve">ELL: the news cards use short sentences and one picture cue each (a storm cloud, a crown, a rocket, a tree); the cause and effect sentence is a frame with blanks; the three tests are three icons (a mouth, a number sign, a running figure) on the slide and the handout; sentence starters in the journal (</w:t>
+        <w:t xml:space="preserve">ELL: the news cards are short pieces of dispatches the class has already heard read aloud twice, with the year and the ticker on every card; the cause and effect sentence is a frame with blanks; the three tests are three icons (a mouth, a number sign, a running figure) on the slide and the handout; sentence starters in the journal (</w:t>
       </w:r>
       <w:r>
         <w:t xml:space="preserve">“</w:t>
@@ -1627,7 +1711,7 @@
         <w:pStyle w:val="Compact"/>
       </w:pPr>
       <w:r>
-        <w:t xml:space="preserve">IEP and 504 (general): Part A can be done with cards physically matched on the desk and only four sentences written; extended time by finishing Part B at the start of Lesson 2.16; the trading window has no writing requirement beyond the ticker and units; a student who finds the ticker distracting can turn the device face down between clicks.</w:t>
+        <w:t xml:space="preserve">IEP and 504 (general): Part A can be done with cards physically matched on the desk and only four sentences written; extended time by finishing Part B at the start of Lesson 2.16; the trading has no writing requirement beyond the trade log line; a student who finds the board distracting can work the ledger with the handout folded over the price table.</w:t>
       </w:r>
     </w:p>
     <w:p>
@@ -1651,7 +1735,7 @@
         <w:pStyle w:val="Compact"/>
       </w:pPr>
       <w:r>
-        <w:t xml:space="preserve">Grade 8 stretch: the pair writes one hype headline of its own for a venture and trades it with another pair to score; on Day 2 the student finds one real financial headline at home (no purchase, no login) and runs the three tests on it for Entry 4.</w:t>
+        <w:t xml:space="preserve">Grade 8 stretch: the pair writes one hype headline of its own about a company on the board and trades it with another pair to score; on Day 2 the student finds one real financial headline at home (no purchase, no login) and runs the three tests on it for Entry 4.</w:t>
       </w:r>
     </w:p>
     <w:p>
@@ -1663,7 +1747,7 @@
         <w:pStyle w:val="Compact"/>
       </w:pPr>
       <w:r>
-        <w:t xml:space="preserve">UDL checkpoint used: multiple means of representation (a dispatch as text, a ticker as a live number, a picture cue on every card) and multiple means of action and expression (matching cards, writing a frame, predicting aloud).</w:t>
+        <w:t xml:space="preserve">UDL checkpoint used: multiple means of representation (a dispatch as text read aloud, a price table as numbers, an icon on every test) and multiple means of action and expression (matching cards, writing a frame, predicting aloud).</w:t>
       </w:r>
     </w:p>
     <w:p>
@@ -1675,7 +1759,7 @@
         <w:pStyle w:val="Compact"/>
       </w:pPr>
       <w:r>
-        <w:t xml:space="preserve">No-device alternative: the teacher reads the day’s dispatch from the paper ledger script and posts the new prices on the board; students record trades on the ledger sheet. Part A and Part B are on paper already.</w:t>
+        <w:t xml:space="preserve">No-kitchen or no-machine alternative: not needed; the market runs on paper and a board. Part A and Part B are on paper already.</w:t>
       </w:r>
     </w:p>
     <w:p>
@@ -1781,7 +1865,7 @@
               <w:jc w:val="left"/>
             </w:pPr>
             <w:r>
-              <w:t xml:space="preserve">1. Identify what happened and which venture</w:t>
+              <w:t xml:space="preserve">1. Identify what happened and which company</w:t>
             </w:r>
           </w:p>
         </w:tc>
@@ -1803,7 +1887,7 @@
               <w:jc w:val="left"/>
             </w:pPr>
             <w:r>
-              <w:t xml:space="preserve">Do now Day 1; trading window predictions</w:t>
+              <w:t xml:space="preserve">Do now Day 1; the Round 3 prediction</w:t>
             </w:r>
           </w:p>
         </w:tc>
@@ -1981,7 +2065,7 @@
         <w:t xml:space="preserve"> </w:t>
       </w:r>
       <w:r>
-        <w:t xml:space="preserve">This is also the same skill as Lesson 1.12 (Is This Food Video True), and students should hear that connection.</w:t>
+        <w:t xml:space="preserve">This is also the same skill as Lesson 1.12 (Is This Food Video True), and students should hear that connection. Social studies: the Panics of 1873 and 1893 and the Sherman Antitrust Act are on the board this week; if the social studies teacher covers them this year, trade dates.</w:t>
       </w:r>
     </w:p>
     <w:p>
@@ -2051,7 +2135,34 @@
         <w:pStyle w:val="Compact"/>
       </w:pPr>
       <w:r>
-        <w:t xml:space="preserve">My own materials: my original ClassroomStreet plan (Day 3, Reading Market Dispatches); the ClassroomStreet Student Guide (the four dispatch families); my ClassroomStreet site notes (the dispatch data structure, 180 pre-written dispatches).</w:t>
+        <w:t xml:space="preserve">My own materials:</w:t>
+      </w:r>
+      <w:r>
+        <w:t xml:space="preserve"> </w:t>
+      </w:r>
+      <w:r>
+        <w:rPr>
+          <w:rStyle w:val="VerbatimChar"/>
+        </w:rPr>
+        <w:t xml:space="preserve">Handout 02.14 - The Gilded Age Market Kit.md</w:t>
+      </w:r>
+      <w:r>
+        <w:t xml:space="preserve"> </w:t>
+      </w:r>
+      <w:r>
+        <w:t xml:space="preserve">(the dispatches on page 3 and the price table on page 2; every date and figure in this lesson comes from there) and</w:t>
+      </w:r>
+      <w:r>
+        <w:t xml:space="preserve"> </w:t>
+      </w:r>
+      <w:r>
+        <w:rPr>
+          <w:rStyle w:val="VerbatimChar"/>
+        </w:rPr>
+        <w:t xml:space="preserve">Handout 02.19 - Paper Ledger.md</w:t>
+      </w:r>
+      <w:r>
+        <w:t xml:space="preserve">.</w:t>
       </w:r>
     </w:p>
     <w:p>
@@ -2073,7 +2184,7 @@
         <w:pStyle w:val="Compact"/>
       </w:pPr>
       <w:r>
-        <w:t xml:space="preserve">If Day 1 runs short, cut Part A to five matches and skip the debrief; take the missed match into the Day 2 do now. Never cut the trading window; students who did not get to react to the dispatches have no entry to write.</w:t>
+        <w:t xml:space="preserve">If Day 1 runs short, cut Part A to five matches and skip the debrief; take the missed match into the Day 2 do now. Never cut Round 3; students who did not live through the Panic of 1893 have no entry to write, and Lesson 2.16 is built on it.</w:t>
       </w:r>
     </w:p>
     <w:p>
@@ -2085,7 +2196,7 @@
         <w:pStyle w:val="Compact"/>
       </w:pPr>
       <w:r>
-        <w:t xml:space="preserve">The dispatches on the site are pre-written and tied to the window number, so the story is the same every year. Read the six for the day before class so you can pick the clearest one for the do now and know which one is a trap.</w:t>
+        <w:t xml:space="preserve">The dispatches are in the kit and tied to the round, so the story is the same every year and every period. Read the day’s dispatch twice before class so you know which sentence carries the price move.</w:t>
       </w:r>
     </w:p>
     <w:p>
@@ -2097,7 +2208,19 @@
         <w:pStyle w:val="Compact"/>
       </w:pPr>
       <w:r>
-        <w:t xml:space="preserve">Common mistake: students buy on every positive dispatch and sell on every negative one, six trades in ten minutes. That is fine this week; it produces the panic on Day 6 that the topic is built around. Do not stop it. Do ask, at the desk,</w:t>
+        <w:t xml:space="preserve">Keep the order of the round: prices first, then the dispatch. The prediction in Round 3 works because students have only the year and their cards to go on.</w:t>
+      </w:r>
+    </w:p>
+    <w:p>
+      <w:pPr>
+        <w:numPr>
+          <w:ilvl w:val="0"/>
+          <w:numId w:val="1008"/>
+        </w:numPr>
+        <w:pStyle w:val="Compact"/>
+      </w:pPr>
+      <w:r>
+        <w:t xml:space="preserve">Common mistake: students sell on every bad dispatch and buy on every good one, four trades in four minutes. That is fine this week; it produces the panic in October 1929 that the topic is built around. Do not stop it. Do ask, at the desk,</w:t>
       </w:r>
       <w:r>
         <w:t xml:space="preserve"> </w:t>
@@ -2106,16 +2229,28 @@
         <w:t xml:space="preserve">“</w:t>
       </w:r>
       <w:r>
-        <w:t xml:space="preserve">What did that trade cost you in the price gap?</w:t>
+        <w:t xml:space="preserve">What did that trade cost you between the price you sold at and the price you bought back at?</w:t>
       </w:r>
       <w:r>
         <w:t xml:space="preserve">”</w:t>
+      </w:r>
+    </w:p>
+    <w:p>
+      <w:pPr>
+        <w:numPr>
+          <w:ilvl w:val="0"/>
+          <w:numId w:val="1008"/>
+        </w:numPr>
+        <w:pStyle w:val="Compact"/>
+      </w:pPr>
+      <w:r>
+        <w:t xml:space="preserve">The hype headlines in Part B and the Day 2 do now are written by me for the game. Say so after the sort. Every other sentence on the handout is from the kit.</w:t>
       </w:r>
     </w:p>
     <w:sectPr>
       <w:headerReference w:type="default" r:id="rId9"/>
       <w:pgSz w:w="12240" w:h="15840"/>
-      <w:pgMar w:top="1296" w:bottom="1296" w:left="1296" w:right="1296" w:header="504"/>
+      <w:pgMar w:top="1440" w:bottom="1440" w:left="1440" w:right="1440" w:header="504"/>
     </w:sectPr>
   </w:body>
 </w:document>

--- a/downloads/documents/04 Units/Unit 02 - Individual Growth and Life Readiness - Me, My Goals, My Money/Lesson 02.15 - Reading the News Why Prices Move.docx
+++ b/downloads/documents/04 Units/Unit 02 - Individual Growth and Life Readiness - Me, My Goals, My Money/Lesson 02.15 - Reading the News Why Prices Move.docx
@@ -692,7 +692,7 @@
               <w:jc w:val="left"/>
             </w:pPr>
             <w:r>
-              <w:t xml:space="preserve">Copy the two-line rule, the four kinds of news and the three tests into the journal notes box.</w:t>
+              <w:t xml:space="preserve">Copy the two-line rule, the four kinds of news and the three tests onto the journal’s My notes page.</w:t>
             </w:r>
           </w:p>
         </w:tc>
@@ -1088,7 +1088,7 @@
               <w:jc w:val="left"/>
             </w:pPr>
             <w:r>
-              <w:t xml:space="preserve">Score the two do now headlines with the tests in the journal notes box.</w:t>
+              <w:t xml:space="preserve">Score the two do now headlines with the tests on the journal’s My notes page.</w:t>
             </w:r>
           </w:p>
         </w:tc>
